--- a/eng/docx/12.content.docx
+++ b/eng/docx/12.content.docx
@@ -19,7 +19,7 @@
         <w:rPr>
           <w:lang w:val="en_US" w:bidi="en_US"/>
         </w:rPr>
-        <w:t>Resource: unfoldingWord Simplified</w:t>
+        <w:t>Resource: unfoldingWord Simplified Text</w:t>
       </w:r>
       <w:r>
         <w:rPr>
@@ -39,13 +39,13 @@
           <w:b/>
           <w:lang w:val="en_US" w:bidi="en_US"/>
         </w:rPr>
-        <w:t>unfoldingWord Simplified</w:t>
-      </w:r>
-      <w:r>
-        <w:rPr>
-          <w:lang w:val="en_US" w:bidi="en_US"/>
-        </w:rPr>
-        <w:t xml:space="preserve"> © 2022 </w:t>
+        <w:t>unfoldingWord Simplified Text</w:t>
+      </w:r>
+      <w:r>
+        <w:rPr>
+          <w:lang w:val="en_US" w:bidi="en_US"/>
+        </w:rPr>
+        <w:t xml:space="preserve"> © 2026 </w:t>
       </w:r>
       <w:hyperlink r:id="rId13">
         <w:r>
@@ -74,7 +74,7 @@
             <w:color w:val="0000EE"/>
             <w:u w:val="single"/>
           </w:rPr>
-          <w:t>CC BY-SA 4.0 license</w:t>
+          <w:t>CC BY-SA 4.0</w:t>
         </w:r>
       </w:hyperlink>
       <w:r>
@@ -102,7 +102,7 @@
         <w:rPr>
           <w:lang w:val="en_US" w:bidi="en_US"/>
         </w:rPr>
-        <w:t>unfoldingWord Simplified</w:t>
+        <w:t>unfoldingWord Simplified Text</w:t>
       </w:r>
     </w:p>
     <w:p>

--- a/eng/docx/12.content.docx
+++ b/eng/docx/12.content.docx
@@ -4820,7 +4820,7 @@
         <w:rPr>
           <w:lang w:val="en_US" w:bidi="en_US"/>
         </w:rPr>
-        <w:t xml:space="preserve"> So Joram went with his army and all of his chariots to the city of Zair. The Edomite army came and surrounded them. But Jehoram and his chariot commanders made a {surprise} attack at night{, and the Judean army escaped}. But then the regular soldiers ran away and went home{, so Joram was not able to reconquer Edom}.</w:t>
+        <w:t xml:space="preserve"> So Joram went with his army and all of his chariots to the city of Zair. The commanders of the Edomite army came and surrounded them with their chariots. Jehoram had to make a {surprise} attack at night{in order to escape}. Then the regular soldiers ran away and went home{, so Joram was not able to reconquer Edom}.</w:t>
       </w:r>
     </w:p>
     <w:p>
